--- a/research/Physiological_Research_Short_Communication_投稿版_20261016/Yuan.docx
+++ b/research/Physiological_Research_Short_Communication_投稿版_20261016/Yuan.docx
@@ -318,7 +318,7 @@
           <w:rFonts w:ascii="Times New Roman" w:hAnsi="Times New Roman"/>
           <w:sz w:val="24"/>
         </w:rPr>
-        <w:t xml:space="preserve"> transcripts in male Wistar rats with atlantoaxial joint disorder. Sham-operated and model rats were sampled on day 28; restoration rats underwent implant removal on day 28 and sampling on day 56. Each endpoint included six independent rats per group. In tissue containing the rostral ventrolateral medulla (RVLM) and adjacent medulla, day-28 model rats had lower SOD activity, higher MDA and probe-associated fluorescence, and estimated </w:t>
+        <w:t xml:space="preserve"> transcripts in male Wistar rats with atlantoaxial joint disorder. Sham-operated and model rats were sampled at week 4; restoration rats underwent implant removal at week 4 and sampling at week 8. Each endpoint included six independent rats per group. In tissue containing the rostral ventrolateral medulla (RVLM) and adjacent medulla, week-4 model rats had lower SOD activity, higher MDA and probe-associated fluorescence, and estimated </w:t>
       </w:r>
       <w:r>
         <w:rPr>
@@ -430,7 +430,7 @@
           <w:rFonts w:ascii="Times New Roman" w:hAnsi="Times New Roman"/>
           <w:sz w:val="24"/>
         </w:rPr>
-        <w:t>Surgery used 2% inhaled isoflurane at 1 l/min, with respiratory, righting-reflex and noxious-withdrawal monitoring. An S-shaped aluminum implant was placed in the left atlantoaxial joint through an anterior cervical approach [1]; sham rats underwent exposure without implantation. Day-28 screening required retained implantation, joint asymmetry with a left–right odontoid–lateral-mass distance difference &gt;0.05 mm, and systolic pressure ≥20% above baseline with a week-4 plateau. Restoration rats underwent implant removal on day 28. Penicillin sodium was given intramuscularly at 400,000–800,000 units/kg daily for 3 days. Possible contributors to the nine deaths were anesthetic overdose, cervical injury and infection; individual cause-of-death adjudication records were unavailable. No postoperative analgesics were administered; no written rationale or specific ethics-committee opinion about this omission was retained. Food intake, activity and wounds were checked daily for 3 days and 2–3 times weekly thereafter.</w:t>
+        <w:t>Surgery used 2% inhaled isoflurane at 1 l/min, with respiratory, righting-reflex and noxious-withdrawal monitoring. An S-shaped aluminum implant was placed in the left atlantoaxial joint through an anterior cervical approach [1]; sham rats underwent exposure without implantation. Week-4 screening required retained implantation, joint asymmetry with a left–right odontoid–lateral-mass distance difference &gt;0.05 mm, and systolic pressure ≥20% above baseline with a week-4 plateau. Restoration rats underwent implant removal at week 4. Penicillin sodium was given intramuscularly at 400,000–800,000 units/kg daily for 3 days. Possible contributors to the nine deaths were anesthetic overdose, cervical injury and infection; individual cause-of-death adjudication records were unavailable. No postoperative analgesics were administered; no written rationale or specific ethics-committee opinion about this omission was retained. Food intake, activity and wounds were checked daily for 3 days and 2–3 times weekly thereafter.</w:t>
       </w:r>
     </w:p>
     <w:p>
@@ -442,7 +442,7 @@
           <w:rFonts w:ascii="Times New Roman" w:hAnsi="Times New Roman"/>
           <w:sz w:val="24"/>
         </w:rPr>
-        <w:t>Sham/model rats were sampled on day 28 and restoration rats on day 56, without a time-matched second-surgery sham control. Abdominal aortic sampling under isoflurane was followed by inhaled-isoflurane overdose; death was confirmed when spontaneous breathing, palpable cardiac activity and withdrawal to a noxious stimulus were all absent, before brainstem removal. Atlas-guided bilateral tissue blocks (approximately 100 mg/rat) contained RVLM and adjacent medulla. For biochemical assays, tissue was lysed in RIPA/PMSF and protein measured by BCA. SOD (A001-3, WST-1) and MDA (A003-1, thiobarbituric acid; Nanjing Jiancheng) used RT-6000 absorbance readings at 450 and 530 nm, respectively; the MDA manual specified 532 nm. The fluorescence-reader model was not retained. BestBio BB-475015 O12 fluorescence was measured at excitation/emission 488/530 nm and divided by protein concentration, yielding an arbitrary-unit (AU) index. This serum-designated assay lacked tissue-matrix and buffer-compatibility validation; fluorescence is not an absolute ROS concentration or species-specific measure.</w:t>
+        <w:t>Sham/model rats were sampled at week 4 and restoration rats at week 8, without a time-matched second-surgery sham control. Abdominal aortic sampling under isoflurane was followed by inhaled-isoflurane overdose; death was confirmed when spontaneous breathing, palpable cardiac activity and withdrawal to a noxious stimulus were all absent, before brainstem removal. Atlas-guided bilateral tissue blocks (approximately 100 mg/rat) contained RVLM and adjacent medulla. For biochemical assays, tissue was lysed in RIPA/PMSF and protein measured by BCA. SOD (A001-3, WST-1) and MDA (A003-1, thiobarbituric acid; Nanjing Jiancheng) used RT-6000 absorbance readings at 450 and 530 nm, respectively; the MDA manual specified 532 nm. The fluorescence-reader model was not retained. BestBio BB-475015 O12 fluorescence was measured at excitation/emission 488/530 nm and divided by protein concentration, yielding an arbitrary-unit (AU) index. This serum-designated assay lacked tissue-matrix and buffer-compatibility validation; fluorescence is not an absolute ROS concentration or species-specific measure.</w:t>
       </w:r>
     </w:p>
     <w:p>
@@ -532,7 +532,7 @@
           <w:rFonts w:ascii="Times New Roman" w:hAnsi="Times New Roman"/>
           <w:sz w:val="24"/>
         </w:rPr>
-        <w:t xml:space="preserve">Across the terminal cohorts, Welch ANOVA gave F(2, 9.816) = 91.626 for SOD, F(2, 8.500) = 130.738 for MDA and F(2, 7.804) = 314.907 for fluorescence (all P &lt; 0.001). In day-28 model versus sham rats, SOD was 0.564 ± 0.072 versus 1.122 ± 0.072 U/mg protein, MDA 0.349 ± 0.034 versus 0.095 ± 0.017 nmol/mg protein, and fluorescence 3295.6 ± 216.3 versus 1326.9 ± 50.6 AU (Fig. 1; all Games–Howell-adjusted P &lt; 0.001; Supplementary Table S1). Estimated </w:t>
+        <w:t xml:space="preserve">Across the terminal cohorts, Welch ANOVA gave F(2, 9.816) = 91.626 for SOD, F(2, 8.500) = 130.738 for MDA and F(2, 7.804) = 314.907 for fluorescence (all P &lt; 0.001). In week-4 model versus sham rats, SOD was 0.564 ± 0.072 versus 1.122 ± 0.072 U/mg protein, MDA 0.349 ± 0.034 versus 0.095 ± 0.017 nmol/mg protein, and fluorescence 3295.6 ± 216.3 versus 1326.9 ± 50.6 AU (Fig. 1; all Games–Howell-adjusted P &lt; 0.001; Supplementary Table S1). Estimated </w:t>
       </w:r>
       <w:r>
         <w:rPr>
@@ -995,7 +995,7 @@
           <w:rFonts w:ascii="Times New Roman" w:hAnsi="Times New Roman"/>
           <w:sz w:val="24"/>
         </w:rPr>
-        <w:t>Fig. 1. Regional medullary SOD activity (A), MDA (B) and probe-associated fluorescence (C). Bars show mean ± sample SD; points indicate six independent rats/group. Brackets compare model with sham or restoration; ***P &lt; 0.001 (Games–Howell after Welch ANOVA; three comparisons/endpoint). Fluorescence is protein-concentration-normalized AU. Sham/model: day 28; restoration: day 56. Sham, sham-operated; Rest., restoration. Full outputs: Supplementary File 3.</w:t>
+        <w:t>Fig. 1. Regional medullary SOD activity (A), MDA (B) and probe-associated fluorescence (C). Bars show mean ± sample SD; points indicate six independent rats/group. Brackets compare model with sham or restoration; ***P &lt; 0.001 (Games–Howell after Welch ANOVA; three comparisons/endpoint). Fluorescence is protein-concentration-normalized AU. Sham/model: week 4; restoration: week 8. Sham, sham-operated; Rest., restoration. Full outputs: Supplementary File 3.</w:t>
       </w:r>
     </w:p>
     <w:p>
@@ -1107,7 +1107,7 @@
           <w:rFonts w:ascii="Times New Roman" w:hAnsi="Times New Roman"/>
           <w:sz w:val="24"/>
         </w:rPr>
-        <w:t xml:space="preserve"> and the sham arithmetic mean. Brackets compare model with sham or restoration. P values: Welch tests on ΔCq, Holm-adjusted across all 18 original-panel comparisons. Sham/model: day 28; restoration: day 56. Sham, sham-operated; Rest., restoration. Full outputs: Supplementary File 4.</w:t>
+        <w:t xml:space="preserve"> and the sham arithmetic mean. Brackets compare model with sham or restoration. Stars denote Holm-adjusted P values: *P &lt; 0.05, **P &lt; 0.01, ***P &lt; 0.001, from Welch tests on ΔCq across all 18 original-panel comparisons. Sham/model: week 4; restoration: week 8. Sham, sham-operated; Rest., restoration. Full outputs: Supplementary File 4.</w:t>
       </w:r>
     </w:p>
     <w:sectPr>

--- a/research/Physiological_Research_Short_Communication_投稿版_20261016/Yuan.docx
+++ b/research/Physiological_Research_Short_Communication_投稿版_20261016/Yuan.docx
@@ -418,7 +418,7 @@
           <w:rFonts w:ascii="Times New Roman" w:hAnsi="Times New Roman"/>
           <w:sz w:val="24"/>
         </w:rPr>
-        <w:t>The Animal Ethics Committee of Anhui University of Chinese Medicine approved the 60-rat parent experiment, model induction, implant removal and terminal sampling (AHUCM-rats-2022032). Clean-grade male Wistar rats (approximately 12 weeks, 250 g; Anhui Medical University, license SCXK [Wan] 2017-001) were individually housed at 22 ± 1°C and 60% humidity under 12 h light/dark cycles, with free food/water and 1-week acclimatization. Animals were randomized to sham operation (10) or model induction (50). Six rats died intraoperatively and three afterward; seven survivors lost implants, leaving 34 with retained implants. Successfully modeled rats were randomized to model, restoration or superior cervical ganglion resection groups (10 each); four remained in reserve. This report includes sham, model and restoration cohorts only, initially 10 per group; each biochemical endpoint and RT-qPCR used six randomly selected independent rats per group without pooling. No single primary endpoint or formal a priori power calculation was specified. Animal-to-sample identifiers and cross-assay overlap could not be recovered.</w:t>
+        <w:t>The Animal Ethics Committee of Anhui University of Chinese Medicine approved the 60-rat parent experiment, model induction, implant removal and terminal sampling (AHUCM-rats-2022032). Clean-grade male Wistar rats (approximately 12 weeks, 250 g; Anhui Medical University, license SCXK [Wan] 2017-001) were individually housed at 22 ± 1°C and 60% humidity under 12 h light/dark cycles, with free food/water and 1-week acclimatization. Animals were randomized to sham operation (10) or model induction (50). Six rats died intraoperatively and three afterward; seven survivors lost implants, leaving 34 with retained implants. Successfully modeled rats were randomized to model, restoration or superior cervical ganglion resection groups (10 each); four remained in reserve. Restoration rats continued from this successfully modeled cohort to week 8, while separate model rats underwent terminal sampling at week 4. This report includes sham, model and restoration cohorts only, initially 10 per group; each biochemical endpoint and RT-qPCR used six randomly selected independent rats per group without pooling. No single primary endpoint or formal a priori power calculation was specified. Animal-to-sample identifiers and cross-assay overlap could not be recovered.</w:t>
       </w:r>
     </w:p>
     <w:p>
@@ -493,7 +493,7 @@
           <w:rFonts w:ascii="Times New Roman" w:hAnsi="Times New Roman"/>
           <w:sz w:val="24"/>
         </w:rPr>
-        <w:t xml:space="preserve"> and divided by the arithmetic mean quantity of the six sham rats [7]. This assumes equal, approximately 100% amplification efficiencies. Efficiencies and </w:t>
+        <w:t xml:space="preserve"> and divided by the arithmetic mean quantity of the six sham rats [7]. This assumes equal, approximately 100% amplification efficiencies. Original Cq, amplification and melting exports are provided in Supplementary File 7. Target melt profiles were heterogeneous, and two wells had conflicting plate/result annotations. Efficiencies and β-actin stability were not validated; no-template/no-reverse-transcription control records were unavailable. The six supplied records per group were retained unchanged for exploratory reporting.</w:t>
       </w:r>
       <w:r>
         <w:rPr>
@@ -501,14 +501,14 @@
           <w:i/>
           <w:sz w:val="24"/>
         </w:rPr>
-        <w:t>β-actin</w:t>
+        <w:t/>
       </w:r>
       <w:r>
         <w:rPr>
           <w:rFonts w:ascii="Times New Roman" w:hAnsi="Times New Roman"/>
           <w:sz w:val="24"/>
         </w:rPr>
-        <w:t xml:space="preserve"> stability were not validated; original amplification/melting curves and no-template/no-reverse-transcription control records were unavailable. Reagent details, primers, protocols and source-flow information are retained in Supplementary Methods.</w:t>
+        <w:t xml:space="preserve"> Reagent details, primers, protocols and source-flow information are retained in Supplementary Methods.</w:t>
       </w:r>
     </w:p>
     <w:p>
@@ -688,7 +688,7 @@
           <w:rFonts w:ascii="Times New Roman" w:hAnsi="Times New Roman"/>
           <w:sz w:val="24"/>
         </w:rPr>
-        <w:t>Interpretation remains constrained by regional rather than RVLM-specific sampling, incomplete qPCR quality control and untraceable cross-assay identities. Later restoration observations confound implant removal with age, elapsed time, recovery and repeat anesthesia/surgery. Omission of postoperative analgesia raises animal-welfare concerns and possible pain/stress confounding. Small exploratory samples and male-only inclusion limit precision and generalizability. The same-day model–sham comparison supports a regional phenotype; validated assays, anatomical localization and time-matched controls are required to investigate NOX-dependent sympathetic mediation or an implant-removal effect.</w:t>
+        <w:t>Interpretation remains constrained by regional rather than RVLM-specific sampling, heterogeneous target melt profiles, conflicting qPCR well annotations, incomplete validation and untraceable cross-assay identities. Later restoration observations confound implant removal with age, elapsed time, recovery and repeat anesthesia/surgery. Omission of postoperative analgesia raises animal-welfare concerns and possible pain/stress confounding. Small exploratory samples and male-only inclusion limit precision and generalizability. The same-day model–sham comparison supports a regional phenotype; validated assays, anatomical localization and time-matched controls are required to investigate NOX-dependent sympathetic mediation or an implant-removal effect.</w:t>
       </w:r>
     </w:p>
     <w:p>
@@ -792,7 +792,7 @@
           <w:rFonts w:ascii="Times New Roman" w:hAnsi="Times New Roman"/>
           <w:sz w:val="24"/>
         </w:rPr>
-        <w:t>Inputs, complete statistical outputs/code, detailed methods, Table S1 and descriptive archived H&amp;E/blood-pressure records accompany the manuscript. Original instrument outputs, complete quality-control records and animal-to-sample identifiers were unavailable for independent verification.</w:t>
+        <w:t>Inputs, complete statistical outputs/code, detailed methods, Table S1, descriptive archived H&amp;E/blood-pressure records and original RT-qPCR exports/curve images accompany the manuscript. The RT-qPCR exports reproduce the supplied Cq values but do not resolve the well-annotation or specificity concerns. Complete validation records and animal-to-sample identifiers remain unavailable.</w:t>
       </w:r>
     </w:p>
     <w:p>

--- a/research/Physiological_Research_Short_Communication_投稿版_20261016/Yuan.docx
+++ b/research/Physiological_Research_Short_Communication_投稿版_20261016/Yuan.docx
@@ -493,7 +493,7 @@
           <w:rFonts w:ascii="Times New Roman" w:hAnsi="Times New Roman"/>
           <w:sz w:val="24"/>
         </w:rPr>
-        <w:t xml:space="preserve"> and divided by the arithmetic mean quantity of the six sham rats [7]. This assumes equal, approximately 100% amplification efficiencies. Original Cq, amplification and melting exports are provided in Supplementary File 7. Target melt profiles were heterogeneous, and two wells had conflicting plate/result annotations. Efficiencies and β-actin stability were not validated; no-template/no-reverse-transcription control records were unavailable. The six supplied records per group were retained unchanged for exploratory reporting.</w:t>
+        <w:t xml:space="preserve"> and divided by the arithmetic mean quantity of the six sham rats [7]. This assumes equal, approximately 100% amplification efficiencies. Original Cq, amplification and melting exports are provided in Supplementary File 7. Target melt profiles were heterogeneous; the authors confirmed two Plate annotation errors. Efficiencies and β-actin stability were not validated; no-template/no-reverse-transcription control records were unavailable. The six supplied records per group were retained unchanged for exploratory reporting.</w:t>
       </w:r>
       <w:r>
         <w:rPr>
@@ -688,7 +688,7 @@
           <w:rFonts w:ascii="Times New Roman" w:hAnsi="Times New Roman"/>
           <w:sz w:val="24"/>
         </w:rPr>
-        <w:t>Interpretation remains constrained by regional rather than RVLM-specific sampling, heterogeneous target melt profiles, conflicting qPCR well annotations, incomplete validation and untraceable cross-assay identities. Later restoration observations confound implant removal with age, elapsed time, recovery and repeat anesthesia/surgery. Omission of postoperative analgesia raises animal-welfare concerns and possible pain/stress confounding. Small exploratory samples and male-only inclusion limit precision and generalizability. The same-day model–sham comparison supports a regional phenotype; validated assays, anatomical localization and time-matched controls are required to investigate NOX-dependent sympathetic mediation or an implant-removal effect.</w:t>
+        <w:t>Interpretation remains constrained by regional rather than RVLM-specific sampling, heterogeneous target melt profiles, incomplete validation and untraceable cross-assay identities. Later restoration observations confound implant removal with age, elapsed time, recovery and repeat anesthesia/surgery. Omission of postoperative analgesia raises animal-welfare concerns and possible pain/stress confounding. Small exploratory samples and male-only inclusion limit precision and generalizability. The same-day model–sham comparison supports a regional phenotype; validated assays, anatomical localization and time-matched controls are required to investigate NOX-dependent sympathetic mediation or an implant-removal effect.</w:t>
       </w:r>
     </w:p>
     <w:p>
@@ -792,7 +792,7 @@
           <w:rFonts w:ascii="Times New Roman" w:hAnsi="Times New Roman"/>
           <w:sz w:val="24"/>
         </w:rPr>
-        <w:t>Inputs, complete statistical outputs/code, detailed methods, Table S1, descriptive archived H&amp;E/blood-pressure records and original RT-qPCR exports/curve images accompany the manuscript. The RT-qPCR exports reproduce the supplied Cq values but do not resolve the well-annotation or specificity concerns. Complete validation records and animal-to-sample identifiers remain unavailable.</w:t>
+        <w:t>Inputs, complete statistical outputs/code, detailed methods, Table S1, descriptive archived H&amp;E/blood-pressure records and original RT-qPCR exports/curve images accompany the manuscript. The RT-qPCR exports reproduce Cq values; target specificity remains unconfirmed. Complete validation records and animal-to-sample identifiers remain unavailable.</w:t>
       </w:r>
     </w:p>
     <w:p>
